--- a/javoblar/026.docx
+++ b/javoblar/026.docx
@@ -165,7 +165,7 @@
         <w:spacing w:after="40"/>
       </w:pPr>
       <w:r>
-        <w:t xml:space="preserve">Umumiy epidemiologiya. Oliy tibbiy ta'lim darsligi. — Toshkent: Tibbiyot nashriyoti. (Vrach-epidemiolog faoliyati.)</w:t>
+        <w:t xml:space="preserve">Mirtazayev O.M., Zuyeva L.P., Matnazarova G.S. Epidemiologiya. — Toshkent, 2016.</w:t>
       </w:r>
     </w:p>
     <w:p>
@@ -178,7 +178,20 @@
         <w:spacing w:after="40"/>
       </w:pPr>
       <w:r>
-        <w:t xml:space="preserve">O'zbekiston Respublikasi SEO va JSQ xizmati nizomlari va lavozim yo'riqnomalari. Matn: xayrullokomilov.uz kutubxonasi (ochiq manba). URL: https://xayrullokomilov.uz/kutubxona</w:t>
+        <w:t xml:space="preserve">Umirov S.E., Qodirov Z.Z. Klinik epidemiologiya. — Toshkent.</w:t>
+      </w:r>
+    </w:p>
+    <w:p>
+      <w:pPr>
+        <w:pStyle w:val="ListParagraph"/>
+        <w:numPr>
+          <w:ilvl w:val="0"/>
+          <w:numId w:val="2"/>
+        </w:numPr>
+        <w:spacing w:after="40"/>
+      </w:pPr>
+      <w:r>
+        <w:t xml:space="preserve">World Health Organization. Guidelines on core components of infection prevention and control programmes. Geneva: WHO. URL: https://www.who.int/publications/i/item/9789241549929</w:t>
       </w:r>
     </w:p>
     <w:sectPr>

--- a/javoblar/026.docx
+++ b/javoblar/026.docx
@@ -8,7 +8,7 @@
         <w:spacing w:after="200"/>
       </w:pPr>
       <w:r>
-        <w:t xml:space="preserve">26. Vrach epidemiologning funksional vazifalari</w:t>
+        <w:t xml:space="preserve">26. Dezinseksiya turlari, o'tkazish usullari, epidemiologik ahamiyati</w:t>
       </w:r>
     </w:p>
     <w:p>
@@ -17,7 +17,7 @@
         <w:jc w:val="both"/>
       </w:pPr>
       <w:r>
-        <w:t xml:space="preserve">Vrach-epidemiolog — aholi orasida yuqumli va yuqumsiz kasalliklarning tarqalishini o'rganuvchi, ularning oldini olish va epidemiyaga qarshi kurash choralarini tashkil etuvchi mutaxassisdir. U sanitariya-epidemiologiya xizmatida yoki davolash-profilaktika muassasalarida faoliyat yuritadi. Vrach-epidemiologning funksional vazifalari epidemiologik nazoratning barcha bosqichlarini — ma'lumot yig'ish va tahlildan tortib tadbirlarni tashkil etish va baholashgacha qamrab oladi. Uning ishi aholi salomatligini himoya qilishning muhim bo'g'ini hisoblanadi [1][2]. Epidemiologning vazifalari lavozim yo'riqnomasi, idoraviy nizomlar va amaldagi normativ hujjatlar bilan belgilanadi; ular tashkiliy, tahliliy, nazorat va profilaktik yo'nalishlarni o'z ichiga oladi.</w:t>
+        <w:t xml:space="preserve">Dezinseksiya — insonlar va hayvonlar uchun epidemiologik hamda sanitariya jihatdan xavfli bo'g'imoyoqlilarni (hasharotlar va kanalarni) yo'q qilish yoki ularning sonini kamaytirishga qaratilgan tadbirlar majmuidir. Ko'plab bo'g'imoyoqlilar yuqumli kasalliklar qo'zg'atuvchisini tashuvchi (perenoschik) vazifasini bajargani uchun dezinseksiya epidemiyaga qarshi kurashning muhim yo'nalishlaridan biridir. U, ayniqsa, transmissiv mexanizm bilan yuqadigan kasalliklarda qo'zg'atuvchining yuqish zanjirini uzish vositasi sifatida qo'llaniladi va dezinfeksiya hamda deratizatsiya bilan birga epidemiyaga qarshi tadbirlarning yagona majmuasini tashkil etadi [1][2].</w:t>
       </w:r>
     </w:p>
     <w:p>
@@ -26,7 +26,7 @@
         <w:spacing w:after="80" w:before="160"/>
       </w:pPr>
       <w:r>
-        <w:t xml:space="preserve">Epidemiologik nazorat va tahlil</w:t>
+        <w:t xml:space="preserve">Bo'g'imoyoqlilarning epidemiologik roli</w:t>
       </w:r>
     </w:p>
     <w:p>
@@ -35,7 +35,7 @@
         <w:jc w:val="both"/>
       </w:pPr>
       <w:r>
-        <w:t xml:space="preserve">Vrach-epidemiologning asosiy vazifalaridan biri — epidemiologik nazoratni (surveillance) olib borishdir. Bunga yuqumli kasalliklar to'g'risidagi ma'lumotlarni yig'ish, ro'yxatga olish va hisobga olishni ta'minlash, kasallanishning retrospektiv va operativ tahlilini o'tkazish kiradi. Epidemiolog kasallanish darajasini, dinamikasini, hududiy va demografik taqsimotini, mavsumiyligini va xavf omillarini tahlil qiladi. Shu asosda u epidemiologik tashxis qo'yadi — epidemik vaziyatning holati, sabablari va kelgusi rivojlanishi to'g'risida xulosa chiqaradi. Bu tahlil keyingi barcha qarorlarning asosi bo'ladi [1]. Epidemiologik nazorat uzluksiz jarayon bo'lib, u ma'lumot yig'ish, uni tahlil qilish, talqin etish, qaror qabul qilish va tadbirlar samaradorligini qaytib baholashdan iborat yopiq siklni tashkil etadi. Vrach-epidemiolog bu siklning har bir bosqichida faol ishtirok etadi va uning uzluksizligini ta'minlaydi. Aynan shu tizimli nazorat tufayli epidemik vaziyatning har qanday o'zgarishi o'z vaqtida aniqlanadi va unga munosib javob choralari ko'riladi.</w:t>
+        <w:t xml:space="preserve">Bo'g'imoyoqlilar kasallik tarqalishida ikki xil rol o'ynaydi. Spetsifik (biologik) tashuvchilar organizmida qo'zg'atuvchi ko'payadi yoki rivojlanish siklini o'taydi — masalan, anofeles chivini bezgak plazmodiysi uchun, kanalar esa Qrim-Kongo gemorragik isitmasi virusi uchun spetsifik tashuvchidir. Mexanik tashuvchilar esa qo'zg'atuvchini tanasida yoki oyoqlarida mexanik ravishda ko'chiradi — masalan, pashsha ichak infeksiyalari qo'zg'atuvchisini najasdan oziq-ovqatga o'tkazadi. Bundan tashqari, ba'zi hasharotlar (bit, burga) o'zi ham noqulaylik va kasallik keltiradi. Shu bois dezinseksiya transmissiv kasalliklarni nazorat qilishda hal qiluvchi ahamiyatga ega [1]. Tashuvchini yo'q qilish ko'pincha kasallikni nazorat qilishning eng amaliy yo'li, chunki zoonoz transmissiv kasalliklarda tabiiy rezervuar (yovvoyi hayvonlar) ustidan to'liq nazorat o'rnatish deyarli imkonsiz. Masalan, bezgakda qo'zg'atuvchini odam organizmida yo'q qilish (davolash) bilan birga, uning yangi odamga yuqishini to'xtatish uchun aynan chivinga qarshi kurash olib boriladi. Shu tariqa dezinseksiya epidemik jarayonning uzatilish bo'g'iniga bevosita ta'sir ko'rsatadi.</w:t>
       </w:r>
     </w:p>
     <w:p>
@@ -44,7 +44,7 @@
         <w:spacing w:after="80" w:before="160"/>
       </w:pPr>
       <w:r>
-        <w:t xml:space="preserve">Epidemik o'choqlarda ishlash</w:t>
+        <w:t xml:space="preserve">Dezinseksiya turlari</w:t>
       </w:r>
     </w:p>
     <w:p>
@@ -53,7 +53,7 @@
         <w:jc w:val="both"/>
       </w:pPr>
       <w:r>
-        <w:t xml:space="preserve">Vrach-epidemiologning muhim amaliy vazifasi — yuqumli kasallik o'choqlarini tekshirish va ularda chora ko'rishdir. Bemor aniqlangach, epidemiolog o'choqni tekshiradi, epidemiologik anamnez yig'adi, infeksiya manbaini, yuqish yo'lini va omillarini hamda muloqotda bo'lgan shaxslarni aniqlaydi. Shu asosda u o'choqdagi tadbirlarni belgilaydi va tashkil etadi: bemorni ajratish, joriy va yakuniy dezinfeksiya, muloqotdagilarni tibbiy kuzatuvga olish, shoshilinch profilaktika va laboratoriya tekshiruvi. Epidemiolog o'choqni lokalizatsiya qilish va bartaraf etishgacha jarayonni nazorat qiladi [1][2]. O'choqda ishlash epidemiologdan tezkorlik, aniqlik va mas'uliyatni talab qiladi, chunki kechikish yoki noto'g'ri qaror kasallikning yanada keng tarqalishiga olib kelishi mumkin. Shu bois epidemiolog o'choqni tekshirishda mantiqiy va tizimli yondashuvdan foydalanadi, laboratoriya natijalariga tayanadi va zarur bo'lganda qo'shimcha mutaxassislarni jalb qiladi.</w:t>
+        <w:t xml:space="preserve">Maqsadiga ko'ra dezinseksiya profilaktik va o'choqdagi turlarga bo'linadi. Profilaktik dezinseksiya bo'g'imoyoqlilarning ko'payishi va tarqalishining oldini olishga qaratilgan bo'lib, ularning yashash va ko'payish joylarini (suv havzalari, axlat to'planadigan joylar) yo'qotish, sanitariya holatini yaxshilash orqali amalga oshiriladi. O'choqdagi dezinseksiya esa aniq epidemik o'choqda yoki bo'g'imoyoqlilar ko'payib ketgan joyda o'tkaziladi va mavjud tashuvchilarni yo'q qilishga yo'naltiriladi. Shuningdek, dezinseksiya qamroviga ko'ra to'liq (butun hudud yoki aholi punkti) yoki chegaralangan (aniq obyekt, uy, chorva mollari) bo'lishi mumkin; qamrov darajasi epidemik vaziyat va tashuvchining tarqalganligiga qarab belgilanadi [1][2].</w:t>
       </w:r>
     </w:p>
     <w:p>
@@ -62,7 +62,7 @@
         <w:spacing w:after="80" w:before="160"/>
       </w:pPr>
       <w:r>
-        <w:t xml:space="preserve">Profilaktik tadbirlarni tashkil etish</w:t>
+        <w:t xml:space="preserve">Dezinseksiya o'tkazish usullari</w:t>
       </w:r>
     </w:p>
     <w:p>
@@ -71,7 +71,7 @@
         <w:jc w:val="both"/>
       </w:pPr>
       <w:r>
-        <w:t xml:space="preserve">Vrach-epidemiolog rejali profilaktik tadbirlarni rejalashtiradi va tashkil etadi. Bunga immunprofilaktikani (emlash ishini) rejalashtirish, emlash qamrovini nazorat qilish, vaksinalar zaxirasi va sovuqlik zanjirini ta'minlashni kuzatish kiradi. Shuningdek, epidemiolog dezinfeksiya, dezinseksiya va deratizatsiya tadbirlarini, dekretlangan kontingentni tekshirishni va sanitariya-gigiyenik nazoratni tashkil etadi. U profilaktik tadbirlar rejasini ishlab chiqadi, ularning bajarilishini kuzatadi va samaradorligini baholaydi. Bu ish kasalliklarning oldini olishga qaratilgan [1]. Profilaktik ishning muvaffaqiyati ko'p jihatdan aholi bilan to'g'ri muloqot qilish, emlashga ishonchni mustahkamlash va sog'lom turmush tarzini targ'ib qilishga bog'liq; shu bois epidemiolog nafaqat tibbiy, balki ijtimoiy-kommunikativ vazifalarni ham bajaradi. U emlashga qarshi noto'g'ri qarashlarga ilmiy dalillar bilan javob berishi va jamoatchilik ishonchini qozonishi kerak.</w:t>
+        <w:t xml:space="preserve">Dezinseksiya bir necha usulda o'tkaziladi. Mexanik usul — hasharotlarni qo'lda tutish, lipuchkalar, to'rlar, changyutish, derazalarga to'r o'rnatish, tozalik va sanitariya holatini saqlash. Fizik usul — yuqori harorat (qaynatish, bug', quruq issiq havo kameralari) orqali hasharot va ularning tuxumlarini yo'q qilish (masalan, kiyimlarni bitdan tozalashda). Kimyoviy usul — insektitsid moddalar (hasharotlarga qarshi) va akaritsidlar (kanalarga qarshi) qo'llash; bu eng keng tarqalgan usul. Biologik usul esa tabiiy kushandalar, bakterial preparatlar yoki hasharotlarning ko'payishini buzuvchi vositalardan foydalanishga asoslanadi [2].</w:t>
       </w:r>
     </w:p>
     <w:p>
@@ -80,7 +80,7 @@
         <w:spacing w:after="80" w:before="160"/>
       </w:pPr>
       <w:r>
-        <w:t xml:space="preserve">Nazorat va uslubiy rahbarlik</w:t>
+        <w:t xml:space="preserve">Kimyoviy vositalar va ularni qo'llash</w:t>
       </w:r>
     </w:p>
     <w:p>
@@ -89,7 +89,7 @@
         <w:jc w:val="both"/>
       </w:pPr>
       <w:r>
-        <w:t xml:space="preserve">Vrach-epidemiolog davolash-profilaktika muassasalarida infeksion nazorat tizimini tashkil etadi va kuzatadi: sanitariya-gigiyenik rejim, sterilizatsiya va dezinfeksiya ishi, tibbiy chiqindilar bilan ishlash hamda shifoxona ichi infeksiyalarining oldini olish choralarini nazorat qiladi. U boshqa tibbiy xodimlarga uslubiy rahbarlik qiladi, ularni epidemiologik masalalar bo'yicha o'qitadi va maslahat beradi. Epidemiolog shuningdek sanitariya-ma'rifiy ishlarni tashkil etib, aholi o'rtasida profilaktika bo'yicha targ'ibot olib boradi [1][2]. Davolash-profilaktika muassasalaridagi infeksion nazorat tizimida epidemiolog markaziy rol o'ynaydi: u nozokomial (shifoxona ichi) infeksiyalarni hisobga olish va tahlil qilish, antibiotiklardan oqilona foydalanishni nazorat qilish va xodimlar o'rtasida infeksion xavfsizlik madaniyatini shakllantirish ishlarini olib boradi.</w:t>
+        <w:t xml:space="preserve">Kimyoviy dezinseksiya vositalari (insektitsidlar) ta'sir mexanizmiga ko'ra kontakt, ichak va fumigant (bug'lanuvchi) turlarga bo'linadi. Ular changlar, eritmalar, aerozollar va donador shaklda qo'llaniladi. Vositalarni tanlashda maqsadli hasharot turi, uning biologiyasi, qo'llash joyi va toksiklik hisobga olinadi. Muhim muammo — hasharotlarda insektitsidlarga nisbatan chidamlilik (rezistentlik) rivojlanishi bo'lib, bu vositalarni almashtirib turish va kompleks yondashuvni talab qiladi. Insektitsidlar odam va atrof-muhit uchun ham zararli bo'lishi mumkin, shu bois ularni tanlashda va qo'llashda xavfsizlik qoidalariga qat'iy rioya qilinadi [2]. Insektitsidlar past toksiklikka, maqsadli ta'sirga va atrof-muhitda tez parchalanish xususiyatiga ega bo'lishi afzal. Kimyoviy dezinseksiya o'tkazilgandan so'ng ishlov berilgan joylardan foydalanish qoidalari (shamollatish, yuvish muddatlari) belgilanadi, bu odamlar va uy hayvonlarining zaharlanishining oldini oladi. Noto'g'ri qo'llanilgan insektitsid foydadan ko'ra ko'proq zarar keltirishi mumkin.</w:t>
       </w:r>
     </w:p>
     <w:p>
@@ -98,7 +98,7 @@
         <w:spacing w:after="80" w:before="160"/>
       </w:pPr>
       <w:r>
-        <w:t xml:space="preserve">Hujjatlashtirish va hamkorlik</w:t>
+        <w:t xml:space="preserve">Epidemiologik ahamiyati</w:t>
       </w:r>
     </w:p>
     <w:p>
@@ -107,7 +107,7 @@
         <w:jc w:val="both"/>
       </w:pPr>
       <w:r>
-        <w:t xml:space="preserve">Vrach-epidemiolog o'z faoliyatini hujjatlashtiradi: epidemiologik tekshiruv kartalari, hisobotlar, tahliliy ma'lumotlar va tadbirlar rejalarini yuritadi. U yuqumli kasalliklar to'g'risidagi hisobotlarni o'z vaqtida yuqori tashkilotlarga taqdim etadi. Epidemiolog ko'p sohali hamkorlikni (sog'liqni saqlash, veterinariya, kommunal xizmat, ta'lim, mahalliy hokimiyat) muvofiqlashtiradi, chunki epidemiyaga qarshi kurash ko'pincha bir necha idoraning birgalikdagi harakatini talab qiladi. Bu koordinatsiya funksiyasi epidemiolog ishining muhim qismidir [1]. Hujjatlarning to'g'ri va o'z vaqtida yuritilishi nafaqat rasmiy talab, balki epidemiologik tahlil uchun ishonchli ma'lumot bazasini ta'minlovchi asosdir; noto'g'ri yoki to'liqsiz hisobot butun tahlil tizimini buzishi mumkin. Shu bois epidemiolog hisobot va hujjatlashtirish intizomiga alohida e'tibor beradi va bu borada boshqa xodimlarga ham talabchanlik ko'rsatadi.</w:t>
+        <w:t xml:space="preserve">Dezinseksiyaning epidemiologik ahamiyati, ayniqsa transmissiv kasalliklarda juda katta. Bezgakka qarshi kurashda tashuvchi chivinlarni yo'q qilish, Qrim-Kongo gemorragik isitmasida kanalarga qarshi akaritsid tadbirlari, toshbaqa ensefaliti va boshqa kasalliklarda tashuvchilarni nazorat qilish kasallanishni keskin kamaytiradi. Ichak infeksiyalarining epidemik mavsumi oldidan pashshaga qarshi dezinseksiya ham muhim profilaktik chora hisoblanadi. Tabiiy o'choqli kasalliklarda dezinseksiya tabiiy o'choqni nazorat qilishning asosiy vositalaridan biridir [1][2]. O'zbekiston sharoitida bu masala alohida dolzarb, chunki mamlakatda Qrim-Kongo gemorragik isitmasi, leyshmanioz va boshqa transmissiv kasalliklarning tabiiy o'choqlari mavjud. Epidemik mavsum oldidan va davomida tashuvchilarga qarshi rejali tadbirlar, chorva mollarini kanalardan tozalash va aholini himoyalash choralari kasallanishning oldini olishda muhim rol o'ynaydi. (O'zbekistonga xos aniq statistik ko'rsatkichlar manbada tasdiqlanmagani uchun keltirilmadi.)</w:t>
       </w:r>
     </w:p>
     <w:p>
@@ -116,7 +116,7 @@
         <w:spacing w:after="80" w:before="160"/>
       </w:pPr>
       <w:r>
-        <w:t xml:space="preserve">Malaka va javobgarlik</w:t>
+        <w:t xml:space="preserve">Kompleks yondashuv va nazorat</w:t>
       </w:r>
     </w:p>
     <w:p>
@@ -125,7 +125,7 @@
         <w:jc w:val="both"/>
       </w:pPr>
       <w:r>
-        <w:t xml:space="preserve">Vrach-epidemiolog o'z bilim va malakasini muntazam oshirib borishi, amaldagi qonun, buyruq, SanPiN va uslubiy ko'rsatmalarni bilishi hamda ularga amal qilishi shart. U qabul qilgan qarorlari va o'tkazgan tadbirlari uchun javobgardir. Epidemiolog faoliyati ilmiy bilim, huquqiy savodxonlik va amaliy ko'nikmalarning uyg'unligini talab qiladi. Zamonaviy sharoitda undan raqamli texnologiyalar, ma'lumotlar tahlili va xalqaro tavsiyalar bilan ishlash qobiliyati ham talab etiladi. Shu bois epidemiolog — doimiy o'rganib va rivojlanib boruvchi kasb egasi bo'lib, uning malakasi aholi salomatligi xavfsizligining bevosita kafolati hisoblanadi [1][2].</w:t>
+        <w:t xml:space="preserve">Zamonaviy dezinseksiyada integratsiyalashgan (kompleks) yondashuvga ustunlik beriladi: mexanik, sanitariya, biologik va kimyoviy usullarni birgalikda qo'llash samaradorlikni oshiradi va kimyoviy vositalarga bog'liqlikni hamda chidamlilik muammosini kamaytiradi. Dezinseksiya samaradorligi hasharotlar sonining kamayishini kuzatish (entomologik monitoring) orqali baholanadi. Tadbirlar hujjatlashtiriladi va davlat sanitariya nazorati ostida bo'ladi. Dezinseksiya ishini olib boruvchi xodimlar xavfsizlik qoidalarini bilishi va shaxsiy himoya vositalaridan foydalanishi shart [1]. Entomologik monitoring — tashuvchi turlarini aniqlash, ularning sonini va insektitsidlarga sezgirligini kuzatish — dezinseksiyani ilmiy asoslashning muhim qismidir, chunki u qaysi tashuvchiga, qaysi vosita bilan ta'sir qilish kerakligini belgilaydi. Shu tariqa dezinseksiya tasodifiy emas, balki maqsadli, tahlilga asoslangan tadbir bo'lishi kerak.</w:t>
       </w:r>
     </w:p>
     <w:p>
@@ -143,7 +143,7 @@
         <w:jc w:val="both"/>
       </w:pPr>
       <w:r>
-        <w:t xml:space="preserve">Vrach-epidemiologning funksional vazifalari epidemiologik nazorat va tahlil, epidemik o'choqlarda ishlash, profilaktik tadbirlarni (jumladan immunprofilaktikani) tashkil etish, infeksion nazorat va uslubiy rahbarlik, hujjatlashtirish hamda ko'p sohali hamkorlikni muvofiqlashtirishni qamrab oladi. U epidemiologik tashxis asosida qaror qabul qiladi va tadbirlar samaradorligini baholaydi. Vrach-epidemiolog faoliyati ilmiy, huquqiy va amaliy bilimlarning uyg'unligiga tayanadi va aholi salomatligini himoya qilishning asosiy bo'g'inlaridan biri hisoblanadi. Uning ishi ko'rinmas, ammo nihoyatda muhim — epidemiolog samarali ishlaganda kasalliklar kam uchraydi va jamiyat buni sezmasligi ham mumkin, ammo aynan shu — profilaktikaning eng katta yutug'idir.</w:t>
+        <w:t xml:space="preserve">Dezinseksiya — epidemiologik jihatdan xavfli bo'g'imoyoqlilarni yo'q qilishga qaratilgan tadbir bo'lib, u transmissiv kasalliklarning yuqish zanjirini uzadi. Maqsadiga ko'ra u profilaktik va o'choqdagi turlarga, usuliga ko'ra mexanik, fizik, kimyoviy va biologik turlarga bo'linadi. Dezinseksiyaning epidemiologik ahamiyati bezgak, Qrim-Kongo gemorragik isitmasi va boshqa transmissiv kasalliklarga hamda ichak infeksiyalariga qarshi kurashda yuqori. Insektitsidlarga chidamlilik muammosi tufayli integratsiyalashgan yondashuv va entomologik monitoring zamonaviy dezinseksiyaning asosiy tamoyillari hisoblanadi. Dezinseksiyani samarali tashkil etish uchun esa tashuvchilarning biologiyasini, ekologiyasini va kasallik yuqishidagi rolini chuqur bilish zarur, bu esa uni dezinfeksiya va deratizatsiya bilan birgalikda, yagona tizim sifatida olib borishni talab qiladi.</w:t>
       </w:r>
     </w:p>
     <w:p>
@@ -178,7 +178,7 @@
         <w:spacing w:after="40"/>
       </w:pPr>
       <w:r>
-        <w:t xml:space="preserve">Umirov S.E., Qodirov Z.Z. Klinik epidemiologiya. — Toshkent.</w:t>
+        <w:t xml:space="preserve">Jahongirov Sh.M. Tibbiy entomologiya. — Toshkent, 2016.</w:t>
       </w:r>
     </w:p>
     <w:p>
@@ -191,7 +191,7 @@
         <w:spacing w:after="40"/>
       </w:pPr>
       <w:r>
-        <w:t xml:space="preserve">World Health Organization. Guidelines on core components of infection prevention and control programmes. Geneva: WHO. URL: https://www.who.int/publications/i/item/9789241549929</w:t>
+        <w:t xml:space="preserve">World Health Organization. Vector control and vector-borne diseases. URL: https://www.who.int</w:t>
       </w:r>
     </w:p>
     <w:sectPr>
@@ -397,6 +397,18 @@
       <w:lvlJc w:val="left"/>
       <w:pPr>
         <w:ind w:left="576" w:hanging="316"/>
+      </w:pPr>
+    </w:lvl>
+  </w:abstractNum>
+  <w:abstractNum w:abstractNumId="90">
+    <w:multiLevelType w:val="hybridMultilevel"/>
+    <w:lvl w:ilvl="0">
+      <w:start w:val="1"/>
+      <w:numFmt w:val="decimal"/>
+      <w:lvlText w:val="%1)"/>
+      <w:lvlJc w:val="left"/>
+      <w:pPr>
+        <w:ind w:left="851" w:hanging="425"/>
       </w:pPr>
     </w:lvl>
   </w:abstractNum>

--- a/javoblar/026.docx
+++ b/javoblar/026.docx
@@ -5,153 +5,311 @@
     <w:p>
       <w:pPr>
         <w:pStyle w:val="Heading1"/>
-        <w:spacing w:after="200"/>
-      </w:pPr>
-      <w:r>
+        <w:spacing w:after="240"/>
+        <w:jc w:val="center"/>
+      </w:pPr>
+      <w:r>
+        <w:rPr>
+          <w:rFonts w:ascii="Times New Roman" w:cs="Times New Roman" w:eastAsia="Times New Roman" w:hAnsi="Times New Roman"/>
+          <w:b/>
+          <w:bCs/>
+          <w:sz w:val="28"/>
+          <w:szCs w:val="28"/>
+        </w:rPr>
         <w:t xml:space="preserve">26. Dezinseksiya turlari, o'tkazish usullari, epidemiologik ahamiyati</w:t>
       </w:r>
     </w:p>
     <w:p>
       <w:pPr>
-        <w:spacing w:after="120"/>
+        <w:spacing w:after="120" w:line="276"/>
+        <w:ind w:firstLine="567"/>
         <w:jc w:val="both"/>
       </w:pPr>
       <w:r>
+        <w:rPr>
+          <w:rFonts w:ascii="Times New Roman" w:cs="Times New Roman" w:eastAsia="Times New Roman" w:hAnsi="Times New Roman"/>
+          <w:sz w:val="28"/>
+          <w:szCs w:val="28"/>
+        </w:rPr>
         <w:t xml:space="preserve">Dezinseksiya — insonlar va hayvonlar uchun epidemiologik hamda sanitariya jihatdan xavfli bo'g'imoyoqlilarni (hasharotlar va kanalarni) yo'q qilish yoki ularning sonini kamaytirishga qaratilgan tadbirlar majmuidir. Ko'plab bo'g'imoyoqlilar yuqumli kasalliklar qo'zg'atuvchisini tashuvchi (perenoschik) vazifasini bajargani uchun dezinseksiya epidemiyaga qarshi kurashning muhim yo'nalishlaridan biridir. U, ayniqsa, transmissiv mexanizm bilan yuqadigan kasalliklarda qo'zg'atuvchining yuqish zanjirini uzish vositasi sifatida qo'llaniladi va dezinfeksiya hamda deratizatsiya bilan birga epidemiyaga qarshi tadbirlarning yagona majmuasini tashkil etadi [1][2].</w:t>
       </w:r>
     </w:p>
     <w:p>
       <w:pPr>
         <w:pStyle w:val="Heading2"/>
-        <w:spacing w:after="80" w:before="160"/>
-      </w:pPr>
-      <w:r>
+        <w:spacing w:after="100" w:before="200"/>
+      </w:pPr>
+      <w:r>
+        <w:rPr>
+          <w:rFonts w:ascii="Times New Roman" w:cs="Times New Roman" w:eastAsia="Times New Roman" w:hAnsi="Times New Roman"/>
+          <w:b/>
+          <w:bCs/>
+          <w:sz w:val="28"/>
+          <w:szCs w:val="28"/>
+        </w:rPr>
         <w:t xml:space="preserve">Bo'g'imoyoqlilarning epidemiologik roli</w:t>
       </w:r>
     </w:p>
     <w:p>
       <w:pPr>
-        <w:spacing w:after="120"/>
+        <w:spacing w:after="120" w:line="276"/>
+        <w:ind w:firstLine="567"/>
         <w:jc w:val="both"/>
       </w:pPr>
       <w:r>
+        <w:rPr>
+          <w:rFonts w:ascii="Times New Roman" w:cs="Times New Roman" w:eastAsia="Times New Roman" w:hAnsi="Times New Roman"/>
+          <w:sz w:val="28"/>
+          <w:szCs w:val="28"/>
+        </w:rPr>
         <w:t xml:space="preserve">Bo'g'imoyoqlilar kasallik tarqalishida ikki xil rol o'ynaydi. Spetsifik (biologik) tashuvchilar organizmida qo'zg'atuvchi ko'payadi yoki rivojlanish siklini o'taydi — masalan, anofeles chivini bezgak plazmodiysi uchun, kanalar esa Qrim-Kongo gemorragik isitmasi virusi uchun spetsifik tashuvchidir. Mexanik tashuvchilar esa qo'zg'atuvchini tanasida yoki oyoqlarida mexanik ravishda ko'chiradi — masalan, pashsha ichak infeksiyalari qo'zg'atuvchisini najasdan oziq-ovqatga o'tkazadi. Bundan tashqari, ba'zi hasharotlar (bit, burga) o'zi ham noqulaylik va kasallik keltiradi. Shu bois dezinseksiya transmissiv kasalliklarni nazorat qilishda hal qiluvchi ahamiyatga ega [1]. Tashuvchini yo'q qilish ko'pincha kasallikni nazorat qilishning eng amaliy yo'li, chunki zoonoz transmissiv kasalliklarda tabiiy rezervuar (yovvoyi hayvonlar) ustidan to'liq nazorat o'rnatish deyarli imkonsiz. Masalan, bezgakda qo'zg'atuvchini odam organizmida yo'q qilish (davolash) bilan birga, uning yangi odamga yuqishini to'xtatish uchun aynan chivinga qarshi kurash olib boriladi. Shu tariqa dezinseksiya epidemik jarayonning uzatilish bo'g'iniga bevosita ta'sir ko'rsatadi.</w:t>
       </w:r>
     </w:p>
     <w:p>
       <w:pPr>
         <w:pStyle w:val="Heading2"/>
-        <w:spacing w:after="80" w:before="160"/>
-      </w:pPr>
-      <w:r>
+        <w:spacing w:after="100" w:before="200"/>
+      </w:pPr>
+      <w:r>
+        <w:rPr>
+          <w:rFonts w:ascii="Times New Roman" w:cs="Times New Roman" w:eastAsia="Times New Roman" w:hAnsi="Times New Roman"/>
+          <w:b/>
+          <w:bCs/>
+          <w:sz w:val="28"/>
+          <w:szCs w:val="28"/>
+        </w:rPr>
         <w:t xml:space="preserve">Dezinseksiya turlari</w:t>
       </w:r>
     </w:p>
     <w:p>
       <w:pPr>
-        <w:spacing w:after="120"/>
+        <w:spacing w:after="120" w:line="276"/>
+        <w:ind w:firstLine="567"/>
         <w:jc w:val="both"/>
       </w:pPr>
       <w:r>
+        <w:rPr>
+          <w:rFonts w:ascii="Times New Roman" w:cs="Times New Roman" w:eastAsia="Times New Roman" w:hAnsi="Times New Roman"/>
+          <w:sz w:val="28"/>
+          <w:szCs w:val="28"/>
+        </w:rPr>
         <w:t xml:space="preserve">Maqsadiga ko'ra dezinseksiya profilaktik va o'choqdagi turlarga bo'linadi. Profilaktik dezinseksiya bo'g'imoyoqlilarning ko'payishi va tarqalishining oldini olishga qaratilgan bo'lib, ularning yashash va ko'payish joylarini (suv havzalari, axlat to'planadigan joylar) yo'qotish, sanitariya holatini yaxshilash orqali amalga oshiriladi. O'choqdagi dezinseksiya esa aniq epidemik o'choqda yoki bo'g'imoyoqlilar ko'payib ketgan joyda o'tkaziladi va mavjud tashuvchilarni yo'q qilishga yo'naltiriladi. Shuningdek, dezinseksiya qamroviga ko'ra to'liq (butun hudud yoki aholi punkti) yoki chegaralangan (aniq obyekt, uy, chorva mollari) bo'lishi mumkin; qamrov darajasi epidemik vaziyat va tashuvchining tarqalganligiga qarab belgilanadi [1][2].</w:t>
       </w:r>
     </w:p>
     <w:p>
       <w:pPr>
         <w:pStyle w:val="Heading2"/>
-        <w:spacing w:after="80" w:before="160"/>
-      </w:pPr>
-      <w:r>
+        <w:spacing w:after="100" w:before="200"/>
+      </w:pPr>
+      <w:r>
+        <w:rPr>
+          <w:rFonts w:ascii="Times New Roman" w:cs="Times New Roman" w:eastAsia="Times New Roman" w:hAnsi="Times New Roman"/>
+          <w:b/>
+          <w:bCs/>
+          <w:sz w:val="28"/>
+          <w:szCs w:val="28"/>
+        </w:rPr>
         <w:t xml:space="preserve">Dezinseksiya o'tkazish usullari</w:t>
       </w:r>
     </w:p>
     <w:p>
       <w:pPr>
-        <w:spacing w:after="120"/>
+        <w:spacing w:after="120" w:line="276"/>
+        <w:ind w:firstLine="567"/>
         <w:jc w:val="both"/>
       </w:pPr>
       <w:r>
+        <w:rPr>
+          <w:rFonts w:ascii="Times New Roman" w:cs="Times New Roman" w:eastAsia="Times New Roman" w:hAnsi="Times New Roman"/>
+          <w:sz w:val="28"/>
+          <w:szCs w:val="28"/>
+        </w:rPr>
         <w:t xml:space="preserve">Dezinseksiya bir necha usulda o'tkaziladi. Mexanik usul — hasharotlarni qo'lda tutish, lipuchkalar, to'rlar, changyutish, derazalarga to'r o'rnatish, tozalik va sanitariya holatini saqlash. Fizik usul — yuqori harorat (qaynatish, bug', quruq issiq havo kameralari) orqali hasharot va ularning tuxumlarini yo'q qilish (masalan, kiyimlarni bitdan tozalashda). Kimyoviy usul — insektitsid moddalar (hasharotlarga qarshi) va akaritsidlar (kanalarga qarshi) qo'llash; bu eng keng tarqalgan usul. Biologik usul esa tabiiy kushandalar, bakterial preparatlar yoki hasharotlarning ko'payishini buzuvchi vositalardan foydalanishga asoslanadi [2].</w:t>
       </w:r>
     </w:p>
     <w:p>
       <w:pPr>
         <w:pStyle w:val="Heading2"/>
-        <w:spacing w:after="80" w:before="160"/>
-      </w:pPr>
-      <w:r>
+        <w:spacing w:after="100" w:before="200"/>
+      </w:pPr>
+      <w:r>
+        <w:rPr>
+          <w:rFonts w:ascii="Times New Roman" w:cs="Times New Roman" w:eastAsia="Times New Roman" w:hAnsi="Times New Roman"/>
+          <w:b/>
+          <w:bCs/>
+          <w:sz w:val="28"/>
+          <w:szCs w:val="28"/>
+        </w:rPr>
         <w:t xml:space="preserve">Kimyoviy vositalar va ularni qo'llash</w:t>
       </w:r>
     </w:p>
     <w:p>
       <w:pPr>
-        <w:spacing w:after="120"/>
+        <w:spacing w:after="120" w:line="276"/>
+        <w:ind w:firstLine="567"/>
         <w:jc w:val="both"/>
       </w:pPr>
       <w:r>
+        <w:rPr>
+          <w:rFonts w:ascii="Times New Roman" w:cs="Times New Roman" w:eastAsia="Times New Roman" w:hAnsi="Times New Roman"/>
+          <w:sz w:val="28"/>
+          <w:szCs w:val="28"/>
+        </w:rPr>
         <w:t xml:space="preserve">Kimyoviy dezinseksiya vositalari (insektitsidlar) ta'sir mexanizmiga ko'ra kontakt, ichak va fumigant (bug'lanuvchi) turlarga bo'linadi. Ular changlar, eritmalar, aerozollar va donador shaklda qo'llaniladi. Vositalarni tanlashda maqsadli hasharot turi, uning biologiyasi, qo'llash joyi va toksiklik hisobga olinadi. Muhim muammo — hasharotlarda insektitsidlarga nisbatan chidamlilik (rezistentlik) rivojlanishi bo'lib, bu vositalarni almashtirib turish va kompleks yondashuvni talab qiladi. Insektitsidlar odam va atrof-muhit uchun ham zararli bo'lishi mumkin, shu bois ularni tanlashda va qo'llashda xavfsizlik qoidalariga qat'iy rioya qilinadi [2]. Insektitsidlar past toksiklikka, maqsadli ta'sirga va atrof-muhitda tez parchalanish xususiyatiga ega bo'lishi afzal. Kimyoviy dezinseksiya o'tkazilgandan so'ng ishlov berilgan joylardan foydalanish qoidalari (shamollatish, yuvish muddatlari) belgilanadi, bu odamlar va uy hayvonlarining zaharlanishining oldini oladi. Noto'g'ri qo'llanilgan insektitsid foydadan ko'ra ko'proq zarar keltirishi mumkin.</w:t>
       </w:r>
     </w:p>
     <w:p>
       <w:pPr>
         <w:pStyle w:val="Heading2"/>
-        <w:spacing w:after="80" w:before="160"/>
-      </w:pPr>
-      <w:r>
+        <w:spacing w:after="100" w:before="200"/>
+      </w:pPr>
+      <w:r>
+        <w:rPr>
+          <w:rFonts w:ascii="Times New Roman" w:cs="Times New Roman" w:eastAsia="Times New Roman" w:hAnsi="Times New Roman"/>
+          <w:b/>
+          <w:bCs/>
+          <w:sz w:val="28"/>
+          <w:szCs w:val="28"/>
+        </w:rPr>
         <w:t xml:space="preserve">Epidemiologik ahamiyati</w:t>
       </w:r>
     </w:p>
     <w:p>
       <w:pPr>
-        <w:spacing w:after="120"/>
+        <w:spacing w:after="120" w:line="276"/>
+        <w:ind w:firstLine="567"/>
         <w:jc w:val="both"/>
       </w:pPr>
       <w:r>
+        <w:rPr>
+          <w:rFonts w:ascii="Times New Roman" w:cs="Times New Roman" w:eastAsia="Times New Roman" w:hAnsi="Times New Roman"/>
+          <w:sz w:val="28"/>
+          <w:szCs w:val="28"/>
+        </w:rPr>
         <w:t xml:space="preserve">Dezinseksiyaning epidemiologik ahamiyati, ayniqsa transmissiv kasalliklarda juda katta. Bezgakka qarshi kurashda tashuvchi chivinlarni yo'q qilish, Qrim-Kongo gemorragik isitmasida kanalarga qarshi akaritsid tadbirlari, toshbaqa ensefaliti va boshqa kasalliklarda tashuvchilarni nazorat qilish kasallanishni keskin kamaytiradi. Ichak infeksiyalarining epidemik mavsumi oldidan pashshaga qarshi dezinseksiya ham muhim profilaktik chora hisoblanadi. Tabiiy o'choqli kasalliklarda dezinseksiya tabiiy o'choqni nazorat qilishning asosiy vositalaridan biridir [1][2]. O'zbekiston sharoitida bu masala alohida dolzarb, chunki mamlakatda Qrim-Kongo gemorragik isitmasi, leyshmanioz va boshqa transmissiv kasalliklarning tabiiy o'choqlari mavjud. Epidemik mavsum oldidan va davomida tashuvchilarga qarshi rejali tadbirlar, chorva mollarini kanalardan tozalash va aholini himoyalash choralari kasallanishning oldini olishda muhim rol o'ynaydi. (O'zbekistonga xos aniq statistik ko'rsatkichlar manbada tasdiqlanmagani uchun keltirilmadi.)</w:t>
       </w:r>
     </w:p>
     <w:p>
       <w:pPr>
         <w:pStyle w:val="Heading2"/>
-        <w:spacing w:after="80" w:before="160"/>
-      </w:pPr>
-      <w:r>
+        <w:spacing w:after="100" w:before="200"/>
+      </w:pPr>
+      <w:r>
+        <w:rPr>
+          <w:rFonts w:ascii="Times New Roman" w:cs="Times New Roman" w:eastAsia="Times New Roman" w:hAnsi="Times New Roman"/>
+          <w:b/>
+          <w:bCs/>
+          <w:sz w:val="28"/>
+          <w:szCs w:val="28"/>
+        </w:rPr>
         <w:t xml:space="preserve">Kompleks yondashuv va nazorat</w:t>
       </w:r>
     </w:p>
     <w:p>
       <w:pPr>
-        <w:spacing w:after="120"/>
+        <w:spacing w:after="120" w:line="276"/>
+        <w:ind w:firstLine="567"/>
         <w:jc w:val="both"/>
       </w:pPr>
       <w:r>
+        <w:rPr>
+          <w:rFonts w:ascii="Times New Roman" w:cs="Times New Roman" w:eastAsia="Times New Roman" w:hAnsi="Times New Roman"/>
+          <w:sz w:val="28"/>
+          <w:szCs w:val="28"/>
+        </w:rPr>
         <w:t xml:space="preserve">Zamonaviy dezinseksiyada integratsiyalashgan (kompleks) yondashuvga ustunlik beriladi: mexanik, sanitariya, biologik va kimyoviy usullarni birgalikda qo'llash samaradorlikni oshiradi va kimyoviy vositalarga bog'liqlikni hamda chidamlilik muammosini kamaytiradi. Dezinseksiya samaradorligi hasharotlar sonining kamayishini kuzatish (entomologik monitoring) orqali baholanadi. Tadbirlar hujjatlashtiriladi va davlat sanitariya nazorati ostida bo'ladi. Dezinseksiya ishini olib boruvchi xodimlar xavfsizlik qoidalarini bilishi va shaxsiy himoya vositalaridan foydalanishi shart [1]. Entomologik monitoring — tashuvchi turlarini aniqlash, ularning sonini va insektitsidlarga sezgirligini kuzatish — dezinseksiyani ilmiy asoslashning muhim qismidir, chunki u qaysi tashuvchiga, qaysi vosita bilan ta'sir qilish kerakligini belgilaydi. Shu tariqa dezinseksiya tasodifiy emas, balki maqsadli, tahlilga asoslangan tadbir bo'lishi kerak.</w:t>
       </w:r>
     </w:p>
     <w:p>
       <w:pPr>
         <w:pStyle w:val="Heading2"/>
-        <w:spacing w:after="80" w:before="160"/>
-      </w:pPr>
-      <w:r>
+        <w:spacing w:after="100" w:before="200"/>
+      </w:pPr>
+      <w:r>
+        <w:rPr>
+          <w:rFonts w:ascii="Times New Roman" w:cs="Times New Roman" w:eastAsia="Times New Roman" w:hAnsi="Times New Roman"/>
+          <w:b/>
+          <w:bCs/>
+          <w:sz w:val="28"/>
+          <w:szCs w:val="28"/>
+        </w:rPr>
+        <w:t xml:space="preserve">Dezinseksiya me'yorlari (SanQvaN 0090-25)</w:t>
+      </w:r>
+    </w:p>
+    <w:p>
+      <w:pPr>
+        <w:spacing w:after="120" w:line="276"/>
+        <w:ind w:firstLine="567"/>
+        <w:jc w:val="both"/>
+      </w:pPr>
+      <w:r>
+        <w:rPr>
+          <w:rFonts w:ascii="Times New Roman" w:cs="Times New Roman" w:eastAsia="Times New Roman" w:hAnsi="Times New Roman"/>
+          <w:sz w:val="28"/>
+          <w:szCs w:val="28"/>
+        </w:rPr>
+        <w:t xml:space="preserve">Milliy qoidalarga ko'ra jamoat binolari va joylashtirish vositalarida dezinseksiya oyda bir marta, boshqa sanoat obyektlarida har 3 oyda bir marta o'tkaziladi; chivinlarga qarshi tadbirlar epidemik mavsumda atrof-muhit haroratiga qarab aprel, may va avgust oylarida bajariladi [3]. Bezgak chivinlari lichinkalarining ommaviy ko'payishini oldini olish uchun aholi punktlaridan 3 km uzoqlikdagi kislorodsiz suv havzalarida (ko'lmak, qurilayotgan suv havzalari, zovurlar) dezinseksiya o'tkaziladi; lichinkalarni yo'qotish aholi punktidan 2 km, kovakli uyalar bo'lsa 3 km uzoqlikda amalga oshiriladi [3]. Turar joylarda sovuq va issiq tuman usullari taqiqlangan, xonalarda tadbir yopiq deraza va darchalarda o'tkaziladi va keyin shamollatiladi, oziq-ovqat germetik idishda bo'lishi shart; vosita oziq-ovqatga tushsa mahsulot yo'q qilinadi [3].</w:t>
+      </w:r>
+    </w:p>
+    <w:p>
+      <w:pPr>
+        <w:spacing w:after="120" w:line="276"/>
+        <w:ind w:firstLine="567"/>
+        <w:jc w:val="both"/>
+      </w:pPr>
+      <w:r>
+        <w:rPr>
+          <w:rFonts w:ascii="Times New Roman" w:cs="Times New Roman" w:eastAsia="Times New Roman" w:hAnsi="Times New Roman"/>
+          <w:sz w:val="28"/>
+          <w:szCs w:val="28"/>
+        </w:rPr>
+        <w:t xml:space="preserve">Samaradorlik mezonlari: bir sutka davomida bitta yopishqoq qog'ozda bir dona lichinka, g'umbak yoki qanotli pashsha topilsa, kanalizatsiya tarmog'i bo'lmagan hududlarda esa 3–5 donadan oshmasa, tadbir samarali hisoblanadi; bir oy davomida hech bir xonada hasharot uchramasa, joy hasharotlardan tozalangan toifaga o'tkaziladi; obyektlarning 20 foizidan ortig'ida hasharot aniqlansa, dezinseksiya qaytadan o'tkaziladi [3].</w:t>
+      </w:r>
+    </w:p>
+    <w:p>
+      <w:pPr>
+        <w:pStyle w:val="Heading2"/>
+        <w:spacing w:after="100" w:before="200"/>
+      </w:pPr>
+      <w:r>
+        <w:rPr>
+          <w:rFonts w:ascii="Times New Roman" w:cs="Times New Roman" w:eastAsia="Times New Roman" w:hAnsi="Times New Roman"/>
+          <w:b/>
+          <w:bCs/>
+          <w:sz w:val="28"/>
+          <w:szCs w:val="28"/>
+        </w:rPr>
         <w:t xml:space="preserve">Xulosa</w:t>
       </w:r>
     </w:p>
     <w:p>
       <w:pPr>
-        <w:spacing w:after="120"/>
+        <w:spacing w:after="120" w:line="276"/>
+        <w:ind w:firstLine="567"/>
         <w:jc w:val="both"/>
       </w:pPr>
       <w:r>
-        <w:t xml:space="preserve">Dezinseksiya — epidemiologik jihatdan xavfli bo'g'imoyoqlilarni yo'q qilishga qaratilgan tadbir bo'lib, u transmissiv kasalliklarning yuqish zanjirini uzadi. Maqsadiga ko'ra u profilaktik va o'choqdagi turlarga, usuliga ko'ra mexanik, fizik, kimyoviy va biologik turlarga bo'linadi. Dezinseksiyaning epidemiologik ahamiyati bezgak, Qrim-Kongo gemorragik isitmasi va boshqa transmissiv kasalliklarga hamda ichak infeksiyalariga qarshi kurashda yuqori. Insektitsidlarga chidamlilik muammosi tufayli integratsiyalashgan yondashuv va entomologik monitoring zamonaviy dezinseksiyaning asosiy tamoyillari hisoblanadi. Dezinseksiyani samarali tashkil etish uchun esa tashuvchilarning biologiyasini, ekologiyasini va kasallik yuqishidagi rolini chuqur bilish zarur, bu esa uni dezinfeksiya va deratizatsiya bilan birgalikda, yagona tizim sifatida olib borishni talab qiladi.</w:t>
+        <w:rPr>
+          <w:rFonts w:ascii="Times New Roman" w:cs="Times New Roman" w:eastAsia="Times New Roman" w:hAnsi="Times New Roman"/>
+          <w:sz w:val="28"/>
+          <w:szCs w:val="28"/>
+        </w:rPr>
+        <w:t xml:space="preserve">Dezinseksiya — epidemiologik jihatdan xavfli bo'g'imoyoqlilarni yo'q qilishga qaratilgan tadbir bo'lib, u transmissiv kasalliklarning yuqish zanjirini uzadi. Maqsadiga ko'ra u profilaktik va o'choqdagi turlarga, usuliga ko'ra mexanik, fizik, kimyoviy va biologik turlarga bo'linadi. Dezinseksiyaning epidemiologik ahamiyati bezgak, Qrim-Kongo gemorragik isitmasi va boshqa transmissiv kasalliklarga hamda ichak infeksiyalariga qarshi kurashda yuqori. Insektitsidlarga chidamlilik muammosi tufayli integratsiyalashgan yondashuv va entomologik monitoring zamonaviy dezinseksiyaning asosiy tamoyillari hisoblanadi. Dezinseksiyani samarali tashkil etish uchun esa tashuvchilarning biologiyasini, ekologiyasini va kasallik yuqishidagi rolini chuqur bilish zarur, bu esa uni dezinfeksiya va deratizatsiya bilan birgalikda, yagona tizim sifatida olib borishni talab qiladi. Xalqaro yondashuvda transmissiv yuqishni uzish uchun vektor populyatsiyasini nazorat qilish choralari qo'llanadi, masalan chivinlar sonini kamaytirish uchun purkash [4]. Qonunga ko'ra epidemik ko'rsatmalar bo'yicha dezinfeksiya tadbirlarini davlat sanitariya nazorati organlari, profilaktik tadbirlarni esa shartnoma asosida dezinfeksiya stansiyalari o'tkazadi [5].</w:t>
       </w:r>
     </w:p>
     <w:p>
       <w:pPr>
         <w:pStyle w:val="Heading2"/>
-        <w:spacing w:after="80" w:before="220"/>
-      </w:pPr>
-      <w:r>
+        <w:spacing w:after="100" w:before="280"/>
+      </w:pPr>
+      <w:r>
+        <w:rPr>
+          <w:rFonts w:ascii="Times New Roman" w:cs="Times New Roman" w:eastAsia="Times New Roman" w:hAnsi="Times New Roman"/>
+          <w:b/>
+          <w:bCs/>
+          <w:sz w:val="28"/>
+          <w:szCs w:val="28"/>
+        </w:rPr>
         <w:t xml:space="preserve">Foydalanilgan adabiyotlar</w:t>
       </w:r>
     </w:p>
@@ -162,10 +320,15 @@
           <w:ilvl w:val="0"/>
           <w:numId w:val="2"/>
         </w:numPr>
-        <w:spacing w:after="40"/>
-      </w:pPr>
-      <w:r>
-        <w:t xml:space="preserve">Mirtazayev O.M., Zuyeva L.P., Matnazarova G.S. Epidemiologiya. — Toshkent, 2016.</w:t>
+        <w:spacing w:after="80" w:line="260"/>
+      </w:pPr>
+      <w:r>
+        <w:rPr>
+          <w:rFonts w:ascii="Times New Roman" w:cs="Times New Roman" w:eastAsia="Times New Roman" w:hAnsi="Times New Roman"/>
+          <w:sz w:val="28"/>
+          <w:szCs w:val="28"/>
+        </w:rPr>
+        <w:t xml:space="preserve">Mirtazayev O.M., Zueva L.P., Matnazarova G.S. Epidemiologiya (darslik). Toshkent, 2016. Manba: xayrullokomilov.uz/kutubxona, material № 2356 (matn kirill yozuvida).</w:t>
       </w:r>
     </w:p>
     <w:p>
@@ -175,9 +338,14 @@
           <w:ilvl w:val="0"/>
           <w:numId w:val="2"/>
         </w:numPr>
-        <w:spacing w:after="40"/>
-      </w:pPr>
-      <w:r>
+        <w:spacing w:after="80" w:line="260"/>
+      </w:pPr>
+      <w:r>
+        <w:rPr>
+          <w:rFonts w:ascii="Times New Roman" w:cs="Times New Roman" w:eastAsia="Times New Roman" w:hAnsi="Times New Roman"/>
+          <w:sz w:val="28"/>
+          <w:szCs w:val="28"/>
+        </w:rPr>
         <w:t xml:space="preserve">Jahongirov Sh.M. Tibbiy entomologiya. — Toshkent, 2016.</w:t>
       </w:r>
     </w:p>
@@ -188,15 +356,56 @@
           <w:ilvl w:val="0"/>
           <w:numId w:val="2"/>
         </w:numPr>
-        <w:spacing w:after="40"/>
-      </w:pPr>
-      <w:r>
-        <w:t xml:space="preserve">World Health Organization. Vector control and vector-borne diseases. URL: https://www.who.int</w:t>
+        <w:spacing w:after="80" w:line="260"/>
+      </w:pPr>
+      <w:r>
+        <w:rPr>
+          <w:rFonts w:ascii="Times New Roman" w:cs="Times New Roman" w:eastAsia="Times New Roman" w:hAnsi="Times New Roman"/>
+          <w:sz w:val="28"/>
+          <w:szCs w:val="28"/>
+        </w:rPr>
+        <w:t xml:space="preserve">SanQvaN № 0090-25: Dezinfeksiya tadbirlarini o'tkazish, dezinfeksiya xizmatini amalga oshiruvchi tashkilotlarni joylashtirish hamda ularning xonalari va jihozlariga, dezinfeksiya vositalarini saqlash, tashish va ulardan foydalanishga oid sanitariya qoidalari, normalari va gigiyena normativlari (SEO va JS qo'mitasi qarori, Toshkent, 05.05.2025, № 8; Adliya vazirligida 03.06.2025-yilda 350-raqam bilan ro'yxatga olingan). URL: https://lex.uz/en/docs/-7556121. Manba: xayrullokomilov.uz/kutubxona, material № 660.</w:t>
+      </w:r>
+    </w:p>
+    <w:p>
+      <w:pPr>
+        <w:pStyle w:val="ListParagraph"/>
+        <w:numPr>
+          <w:ilvl w:val="0"/>
+          <w:numId w:val="2"/>
+        </w:numPr>
+        <w:spacing w:after="80" w:line="260"/>
+      </w:pPr>
+      <w:r>
+        <w:rPr>
+          <w:rFonts w:ascii="Times New Roman" w:cs="Times New Roman" w:eastAsia="Times New Roman" w:hAnsi="Times New Roman"/>
+          <w:sz w:val="28"/>
+          <w:szCs w:val="28"/>
+        </w:rPr>
+        <w:t xml:space="preserve">CDC. Principles of Epidemiology in Public Health Practice (SS1978), Lesson 1, Section 10: Chain of Infection. URL: https://archive.cdc.gov/www_cdc_gov/csels/dsepd/ss1978/lesson1/section10.html (kirilgan sana: 30.10.2026).</w:t>
+      </w:r>
+    </w:p>
+    <w:p>
+      <w:pPr>
+        <w:pStyle w:val="ListParagraph"/>
+        <w:numPr>
+          <w:ilvl w:val="0"/>
+          <w:numId w:val="2"/>
+        </w:numPr>
+        <w:spacing w:after="80" w:line="260"/>
+      </w:pPr>
+      <w:r>
+        <w:rPr>
+          <w:rFonts w:ascii="Times New Roman" w:cs="Times New Roman" w:eastAsia="Times New Roman" w:hAnsi="Times New Roman"/>
+          <w:sz w:val="28"/>
+          <w:szCs w:val="28"/>
+        </w:rPr>
+        <w:t xml:space="preserve">O'zbekiston Respublikasining "Aholining sanitariya-epidemiologik osoyishtaligi to'g'risida"gi Qonuni (Qonunchilik palatasi 2015-yil 15-iyulda qabul qilgan, Senat 2015-yil 6-avgustda ma'qullagan), 8, 34-moddalar. URL: https://lex.uz/docs/2732587. Manba: xayrullokomilov.uz/kutubxona, material № 201 (matn kirill yozuvida; asosiy raqami matnda ko'rsatilmagan — tasdiqlanmagan).</w:t>
       </w:r>
     </w:p>
     <w:sectPr>
       <w:pgSz w:w="11906" w:h="16838" w:orient="portrait"/>
-      <w:pgMar w:top="1134" w:right="850" w:bottom="1134" w:left="1418" w:header="708" w:footer="708" w:gutter="0"/>
+      <w:pgMar w:top="1134" w:right="850" w:bottom="1134" w:left="1701" w:header="708" w:footer="708" w:gutter="0"/>
       <w:pgNumType/>
       <w:docGrid w:linePitch="360"/>
     </w:sectPr>
@@ -368,48 +577,17 @@
     <w:multiLevelType w:val="hybridMultilevel"/>
     <w:lvl w:ilvl="0" w:tentative="1">
       <w:start w:val="1"/>
-      <w:numFmt w:val="bullet"/>
-      <w:lvlText w:val="•"/>
+      <w:numFmt w:val="decimal"/>
+      <w:lvlText w:val="[%1]"/>
       <w:lvlJc w:val="left"/>
       <w:pPr>
-        <w:ind w:left="576" w:hanging="316"/>
-      </w:pPr>
-    </w:lvl>
-  </w:abstractNum>
-  <w:abstractNum w:abstractNumId="3" w15:restartNumberingAfterBreak="0">
-    <w:multiLevelType w:val="hybridMultilevel"/>
-    <w:lvl w:ilvl="0" w:tentative="1">
-      <w:start w:val="1"/>
-      <w:numFmt w:val="decimal"/>
-      <w:lvlText w:val="%1."/>
-      <w:lvlJc w:val="left"/>
-      <w:pPr>
-        <w:ind w:left="576" w:hanging="316"/>
-      </w:pPr>
-    </w:lvl>
-  </w:abstractNum>
-  <w:abstractNum w:abstractNumId="4" w15:restartNumberingAfterBreak="0">
-    <w:multiLevelType w:val="hybridMultilevel"/>
-    <w:lvl w:ilvl="0" w:tentative="1">
-      <w:start w:val="1"/>
-      <w:numFmt w:val="decimal"/>
-      <w:lvlText w:val="%1."/>
-      <w:lvlJc w:val="left"/>
-      <w:pPr>
-        <w:ind w:left="576" w:hanging="316"/>
-      </w:pPr>
-    </w:lvl>
-  </w:abstractNum>
-  <w:abstractNum w:abstractNumId="90">
-    <w:multiLevelType w:val="hybridMultilevel"/>
-    <w:lvl w:ilvl="0">
-      <w:start w:val="1"/>
-      <w:numFmt w:val="decimal"/>
-      <w:lvlText w:val="%1)"/>
-      <w:lvlJc w:val="left"/>
-      <w:pPr>
-        <w:ind w:left="851" w:hanging="425"/>
-      </w:pPr>
+        <w:ind w:left="720" w:hanging="720"/>
+      </w:pPr>
+      <w:rPr>
+        <w:rFonts w:ascii="Times New Roman" w:cs="Times New Roman" w:eastAsia="Times New Roman" w:hAnsi="Times New Roman"/>
+        <w:sz w:val="28"/>
+        <w:szCs w:val="28"/>
+      </w:rPr>
     </w:lvl>
   </w:abstractNum>
   <w:num w:numId="1">
@@ -419,7 +597,7 @@
     </w:lvlOverride>
   </w:num>
   <w:num w:numId="2">
-    <w:abstractNumId w:val="4"/>
+    <w:abstractNumId w:val="2"/>
     <w:lvlOverride w:ilvl="0">
       <w:startOverride w:val="1"/>
     </w:lvlOverride>
@@ -433,8 +611,8 @@
     <w:rPrDefault>
       <w:rPr>
         <w:rFonts w:ascii="Times New Roman" w:cs="Times New Roman" w:eastAsia="Times New Roman" w:hAnsi="Times New Roman"/>
-        <w:sz w:val="24"/>
-        <w:szCs w:val="24"/>
+        <w:sz w:val="28"/>
+        <w:szCs w:val="28"/>
       </w:rPr>
     </w:rPrDefault>
     <w:pPrDefault/>
@@ -569,7 +747,7 @@
     <w:unhideWhenUsed/>
     <w:pPr>
       <w:spacing w:after="100"/>
-      <w:ind w:left="240"/>
+      <w:ind w:left="280"/>
     </w:pPr>
   </w:style>
   <w:style w:type="paragraph" w:styleId="TOC3">
@@ -581,7 +759,7 @@
     <w:unhideWhenUsed/>
     <w:pPr>
       <w:spacing w:after="100"/>
-      <w:ind w:left="480"/>
+      <w:ind w:left="560"/>
     </w:pPr>
   </w:style>
   <w:style w:type="paragraph" w:styleId="TOC4">
@@ -593,7 +771,7 @@
     <w:unhideWhenUsed/>
     <w:pPr>
       <w:spacing w:after="100"/>
-      <w:ind w:left="720"/>
+      <w:ind w:left="840"/>
     </w:pPr>
   </w:style>
   <w:style w:type="paragraph" w:styleId="TOC5">
@@ -605,7 +783,7 @@
     <w:unhideWhenUsed/>
     <w:pPr>
       <w:spacing w:after="100"/>
-      <w:ind w:left="960"/>
+      <w:ind w:left="1120"/>
     </w:pPr>
   </w:style>
   <w:style w:type="paragraph" w:styleId="TOC6">
@@ -617,7 +795,7 @@
     <w:unhideWhenUsed/>
     <w:pPr>
       <w:spacing w:after="100"/>
-      <w:ind w:left="1200"/>
+      <w:ind w:left="1400"/>
     </w:pPr>
   </w:style>
   <w:style w:type="paragraph" w:styleId="TOC7">
@@ -629,7 +807,7 @@
     <w:unhideWhenUsed/>
     <w:pPr>
       <w:spacing w:after="100"/>
-      <w:ind w:left="1440"/>
+      <w:ind w:left="1680"/>
     </w:pPr>
   </w:style>
   <w:style w:type="paragraph" w:styleId="TOC8">
@@ -641,7 +819,7 @@
     <w:unhideWhenUsed/>
     <w:pPr>
       <w:spacing w:after="100"/>
-      <w:ind w:left="1680"/>
+      <w:ind w:left="1960"/>
     </w:pPr>
   </w:style>
   <w:style w:type="paragraph" w:styleId="TOC9">
@@ -653,7 +831,7 @@
     <w:unhideWhenUsed/>
     <w:pPr>
       <w:spacing w:after="100"/>
-      <w:ind w:left="1920"/>
+      <w:ind w:left="2240"/>
     </w:pPr>
   </w:style>
   <w:style w:type="character" w:styleId="Hyperlink">
@@ -753,15 +931,16 @@
     <w:next w:val="Normal"/>
     <w:qFormat/>
     <w:pPr>
-      <w:spacing w:after="200"/>
-      <w:jc w:val="center"/>
+      <w:spacing w:after="240" w:before="0"/>
+      <w:outlineLvl w:val="0"/>
     </w:pPr>
     <w:rPr>
       <w:rFonts w:ascii="Times New Roman" w:cs="Times New Roman" w:eastAsia="Times New Roman" w:hAnsi="Times New Roman"/>
       <w:b/>
       <w:bCs/>
-      <w:sz w:val="28"/>
-      <w:szCs w:val="28"/>
+      <w:color w:val="000000"/>
+      <w:sz w:val="30"/>
+      <w:szCs w:val="30"/>
     </w:rPr>
   </w:style>
   <w:style w:type="paragraph" w:styleId="Heading2">
@@ -769,12 +948,17 @@
     <w:basedOn w:val="Normal"/>
     <w:next w:val="Normal"/>
     <w:qFormat/>
+    <w:pPr>
+      <w:spacing w:after="100" w:before="200"/>
+      <w:outlineLvl w:val="1"/>
+    </w:pPr>
     <w:rPr>
       <w:rFonts w:ascii="Times New Roman" w:cs="Times New Roman" w:eastAsia="Times New Roman" w:hAnsi="Times New Roman"/>
       <w:b/>
       <w:bCs/>
-      <w:sz w:val="26"/>
-      <w:szCs w:val="26"/>
+      <w:color w:val="000000"/>
+      <w:sz w:val="28"/>
+      <w:szCs w:val="28"/>
     </w:rPr>
   </w:style>
 </w:styles>
